--- a/dosyalar/performans-proje/6-sinif/arapca-6-performans-gorevi.docx
+++ b/dosyalar/performans-proje/6-sinif/arapca-6-performans-gorevi.docx
@@ -2027,7 +2027,7 @@
                 <w:szCs w:val="30"/>
                 <w:rtl/>
               </w:rPr>
-              <w:t xml:space="preserve">عَمِّي طَبِيبٌ وَعَمَّتِي مُمَرِّضَةٌ.</w:t>
+              <w:t xml:space="preserve">عَمِّي ضَابِطٌ وَعَمَّتِي مُمَرِّضَةٌ.</w:t>
             </w:r>
           </w:p>
           <w:p>
@@ -2045,7 +2045,7 @@
                 <w:szCs w:val="30"/>
                 <w:rtl/>
               </w:rPr>
-              <w:t xml:space="preserve">خَالِي مُهَنْدِسٌ وَخَالَتِي مُعَلِّمَةٌ.</w:t>
+              <w:t xml:space="preserve">خَالِي سَائِقٌ وَخَالَتِي مُعَلِّمَةٌ.</w:t>
             </w:r>
           </w:p>
           <w:p>
@@ -2063,7 +2063,7 @@
                 <w:szCs w:val="30"/>
                 <w:rtl/>
               </w:rPr>
-              <w:t xml:space="preserve">عِنْدِي ابْنُ عَمٍّ وَبِنْتُ خَالٍ.</w:t>
+              <w:t xml:space="preserve">وَالِدِي طَبَّاخٌ ، وَهُوَ مَاهِرٌ.</w:t>
             </w:r>
           </w:p>
           <w:p>
@@ -2167,7 +2167,7 @@
                 <w:szCs w:val="30"/>
                 <w:rtl/>
               </w:rPr>
-              <w:t xml:space="preserve">جَدٌّ   —   جَدَّةٌ   —   عَمٌّ   —   عَمَّةٌ   —   خَالٌ   —   خَالَةٌ   —   اِبْنُ الْعَمِّ   —   بِنْتُ الْخَالِ   —   طَبِيبٌ   —   مُهَنْدِسٌ</w:t>
+              <w:t xml:space="preserve">جَدٌّ   —   جَدَّةٌ   —   عَمٌّ   —   عَمَّةٌ   —   خَالٌ   —   خَالَةٌ   —   وَالِدٌ   —   حَفِيدٌ   —   ضَابِطٌ   —   سَائِقٌ</w:t>
             </w:r>
           </w:p>
         </w:tc>
